--- a/ConsumerWorkplace_v_1.0/Templates/F_3_МБВ.docx
+++ b/ConsumerWorkplace_v_1.0/Templates/F_3_МБВ.docx
@@ -301,8 +301,8 @@
             <w:szCs w:val="18"/>
             <w:lang w:val="uk-UA"/>
           </w:rPr>
-          <w:alias w:val="docDateC"/>
-          <w:tag w:val="docDateC"/>
+          <w:alias w:val="docDate"/>
+          <w:tag w:val="docDate"/>
           <w:id w:val="-172803708"/>
           <w:placeholder>
             <w:docPart w:val="DefaultPlaceholder_-1854013440"/>
@@ -507,55 +507,7 @@
           <w:sz w:val="18"/>
           <w:szCs w:val="18"/>
         </w:rPr>
-        <w:t>т</w:t>
-      </w:r>
-      <w:r>
-        <w:rPr>
-          <w:sz w:val="18"/>
-          <w:szCs w:val="18"/>
-        </w:rPr>
-        <w:t>а</w:t>
-      </w:r>
-      <w:r>
-        <w:rPr>
-          <w:sz w:val="18"/>
-          <w:szCs w:val="18"/>
-          <w:lang w:val="ru-RU"/>
-        </w:rPr>
-        <w:t xml:space="preserve"> </w:t>
-      </w:r>
-      <w:sdt>
-        <w:sdtPr>
-          <w:rPr>
-            <w:sz w:val="18"/>
-            <w:szCs w:val="18"/>
-            <w:lang w:val="en-US"/>
-          </w:rPr>
-          <w:alias w:val="fop"/>
-          <w:tag w:val="fop"/>
-          <w:id w:val="-20398581"/>
-          <w:placeholder>
-            <w:docPart w:val="DefaultPlaceholder_-1854013440"/>
-          </w:placeholder>
-          <w:showingPlcHdr/>
-          <w15:appearance w15:val="tags"/>
-          <w:text/>
-        </w:sdtPr>
-        <w:sdtContent>
-          <w:r>
-            <w:rPr>
-              <w:rStyle w:val="af0"/>
-            </w:rPr>
-            <w:t>Место для ввода текста.</w:t>
-          </w:r>
-        </w:sdtContent>
-      </w:sdt>
-      <w:r>
-        <w:rPr>
-          <w:sz w:val="18"/>
-          <w:szCs w:val="18"/>
-        </w:rPr>
-        <w:t xml:space="preserve"> </w:t>
+        <w:t xml:space="preserve">та </w:t>
       </w:r>
       <w:sdt>
         <w:sdtPr>
@@ -613,33 +565,8 @@
           <w:sz w:val="18"/>
           <w:szCs w:val="18"/>
         </w:rPr>
-        <w:t xml:space="preserve"> </w:t>
-      </w:r>
-      <w:sdt>
-        <w:sdtPr>
-          <w:rPr>
-            <w:sz w:val="18"/>
-            <w:szCs w:val="18"/>
-          </w:rPr>
-          <w:alias w:val="vOsobi"/>
-          <w:tag w:val="vOsobi"/>
-          <w:id w:val="2134821690"/>
-          <w:placeholder>
-            <w:docPart w:val="DefaultPlaceholder_-1854013440"/>
-          </w:placeholder>
-          <w:showingPlcHdr/>
-          <w15:appearance w15:val="tags"/>
-          <w:text/>
-        </w:sdtPr>
-        <w:sdtContent>
-          <w:r>
-            <w:rPr>
-              <w:rStyle w:val="af0"/>
-            </w:rPr>
-            <w:t>Место для ввода текста.</w:t>
-          </w:r>
-        </w:sdtContent>
-      </w:sdt>
+        <w:t xml:space="preserve"> в особі</w:t>
+      </w:r>
       <w:r>
         <w:rPr>
           <w:sz w:val="18"/>
@@ -681,44 +608,13 @@
           <w:sz w:val="18"/>
           <w:szCs w:val="18"/>
         </w:rPr>
-        <w:t>,</w:t>
-      </w:r>
-      <w:r>
-        <w:rPr>
-          <w:sz w:val="18"/>
-          <w:szCs w:val="18"/>
-        </w:rPr>
-        <w:t xml:space="preserve"> </w:t>
-      </w:r>
-      <w:sdt>
-        <w:sdtPr>
-          <w:rPr>
-            <w:sz w:val="18"/>
-            <w:szCs w:val="18"/>
-          </w:rPr>
-          <w:alias w:val="naPidstavi"/>
-          <w:tag w:val="naPidstavi"/>
-          <w:id w:val="-1175874293"/>
-          <w:placeholder>
-            <w:docPart w:val="DefaultPlaceholder_-1854013440"/>
-          </w:placeholder>
-          <w:showingPlcHdr/>
-          <w15:appearance w15:val="tags"/>
-          <w:text/>
-        </w:sdtPr>
-        <w:sdtContent>
-          <w:r>
-            <w:rPr>
-              <w:rStyle w:val="af0"/>
-            </w:rPr>
-            <w:t>Место для ввода текста.</w:t>
-          </w:r>
-        </w:sdtContent>
-      </w:sdt>
-      <w:r>
-        <w:rPr>
-          <w:sz w:val="18"/>
-          <w:szCs w:val="18"/>
+        <w:t>, що діє на підставі</w:t>
+      </w:r>
+      <w:r>
+        <w:rPr>
+          <w:sz w:val="18"/>
+          <w:szCs w:val="18"/>
+          <w:lang w:val="ru-RU"/>
         </w:rPr>
         <w:t xml:space="preserve"> </w:t>
       </w:r>
@@ -4558,8 +4454,8 @@
             <w:sz w:val="18"/>
             <w:szCs w:val="18"/>
           </w:rPr>
-          <w:alias w:val="docDateEndC"/>
-          <w:tag w:val="docDateEndC"/>
+          <w:alias w:val="docDateEnd"/>
+          <w:tag w:val="docDateEnd"/>
           <w:id w:val="1694491515"/>
           <w:placeholder>
             <w:docPart w:val="DefaultPlaceholder_-1854013440"/>
@@ -6214,62 +6110,214 @@
                 <w:szCs w:val="18"/>
               </w:rPr>
             </w:pPr>
-            <w:hyperlink r:id="rId9" w:history="1">
-              <w:r>
-                <w:rPr>
-                  <w:rStyle w:val="a8"/>
-                  <w:b/>
-                  <w:bCs/>
-                  <w:sz w:val="20"/>
-                  <w:szCs w:val="20"/>
-                  <w:lang w:val="en-US"/>
-                </w:rPr>
-                <w:t>info</w:t>
-              </w:r>
-              <w:r>
-                <w:rPr>
-                  <w:rStyle w:val="a8"/>
-                  <w:b/>
-                  <w:bCs/>
-                  <w:sz w:val="20"/>
-                  <w:szCs w:val="20"/>
-                </w:rPr>
-                <w:t>@</w:t>
-              </w:r>
-              <w:proofErr w:type="spellStart"/>
-              <w:r>
-                <w:rPr>
-                  <w:rStyle w:val="a8"/>
-                  <w:b/>
-                  <w:bCs/>
-                  <w:sz w:val="20"/>
-                  <w:szCs w:val="20"/>
-                </w:rPr>
-                <w:t>uacrr</w:t>
-              </w:r>
-              <w:proofErr w:type="spellEnd"/>
-              <w:r>
-                <w:rPr>
-                  <w:rStyle w:val="a8"/>
-                  <w:b/>
-                  <w:bCs/>
-                  <w:sz w:val="20"/>
-                  <w:szCs w:val="20"/>
-                </w:rPr>
-                <w:t>.</w:t>
-              </w:r>
-              <w:r>
-                <w:rPr>
-                  <w:rStyle w:val="a8"/>
-                  <w:b/>
-                  <w:bCs/>
-                  <w:sz w:val="20"/>
-                  <w:szCs w:val="20"/>
-                  <w:lang w:val="en-US"/>
-                </w:rPr>
-                <w:t>org</w:t>
-              </w:r>
-            </w:hyperlink>
+            <w:r>
+              <w:rPr>
+                <w:rStyle w:val="a8"/>
+                <w:b/>
+                <w:bCs/>
+                <w:sz w:val="20"/>
+                <w:szCs w:val="20"/>
+                <w:lang w:val="en-US"/>
+              </w:rPr>
+              <w:fldChar w:fldCharType="begin"/>
+            </w:r>
+            <w:r>
+              <w:rPr>
+                <w:rStyle w:val="a8"/>
+                <w:b/>
+                <w:bCs/>
+                <w:sz w:val="20"/>
+                <w:szCs w:val="20"/>
+                <w:lang w:val="ru-RU"/>
+              </w:rPr>
+              <w:instrText xml:space="preserve"> </w:instrText>
+            </w:r>
+            <w:r>
+              <w:rPr>
+                <w:rStyle w:val="a8"/>
+                <w:b/>
+                <w:bCs/>
+                <w:sz w:val="20"/>
+                <w:szCs w:val="20"/>
+                <w:lang w:val="en-US"/>
+              </w:rPr>
+              <w:instrText>HYPERLINK</w:instrText>
+            </w:r>
+            <w:r>
+              <w:rPr>
+                <w:rStyle w:val="a8"/>
+                <w:b/>
+                <w:bCs/>
+                <w:sz w:val="20"/>
+                <w:szCs w:val="20"/>
+                <w:lang w:val="ru-RU"/>
+              </w:rPr>
+              <w:instrText xml:space="preserve"> "</w:instrText>
+            </w:r>
+            <w:r>
+              <w:rPr>
+                <w:rStyle w:val="a8"/>
+                <w:b/>
+                <w:bCs/>
+                <w:sz w:val="20"/>
+                <w:szCs w:val="20"/>
+                <w:lang w:val="en-US"/>
+              </w:rPr>
+              <w:instrText>mailto</w:instrText>
+            </w:r>
+            <w:r>
+              <w:rPr>
+                <w:rStyle w:val="a8"/>
+                <w:b/>
+                <w:bCs/>
+                <w:sz w:val="20"/>
+                <w:szCs w:val="20"/>
+                <w:lang w:val="ru-RU"/>
+              </w:rPr>
+              <w:instrText>:</w:instrText>
+            </w:r>
+            <w:r>
+              <w:rPr>
+                <w:rStyle w:val="a8"/>
+                <w:b/>
+                <w:bCs/>
+                <w:sz w:val="20"/>
+                <w:szCs w:val="20"/>
+                <w:lang w:val="en-US"/>
+              </w:rPr>
+              <w:instrText>info</w:instrText>
+            </w:r>
+            <w:r>
+              <w:rPr>
+                <w:rStyle w:val="a8"/>
+                <w:b/>
+                <w:bCs/>
+                <w:sz w:val="20"/>
+                <w:szCs w:val="20"/>
+                <w:lang w:val="ru-RU"/>
+              </w:rPr>
+              <w:instrText>@</w:instrText>
+            </w:r>
+            <w:r>
+              <w:rPr>
+                <w:rStyle w:val="a8"/>
+                <w:b/>
+                <w:bCs/>
+                <w:sz w:val="20"/>
+                <w:szCs w:val="20"/>
+                <w:lang w:val="en-US"/>
+              </w:rPr>
+              <w:instrText>uacrr</w:instrText>
+            </w:r>
+            <w:r>
+              <w:rPr>
+                <w:rStyle w:val="a8"/>
+                <w:b/>
+                <w:bCs/>
+                <w:sz w:val="20"/>
+                <w:szCs w:val="20"/>
+                <w:lang w:val="ru-RU"/>
+              </w:rPr>
+              <w:instrText>.</w:instrText>
+            </w:r>
+            <w:r>
+              <w:rPr>
+                <w:rStyle w:val="a8"/>
+                <w:b/>
+                <w:bCs/>
+                <w:sz w:val="20"/>
+                <w:szCs w:val="20"/>
+                <w:lang w:val="en-US"/>
+              </w:rPr>
+              <w:instrText>org</w:instrText>
+            </w:r>
+            <w:r>
+              <w:rPr>
+                <w:rStyle w:val="a8"/>
+                <w:b/>
+                <w:bCs/>
+                <w:sz w:val="20"/>
+                <w:szCs w:val="20"/>
+                <w:lang w:val="ru-RU"/>
+              </w:rPr>
+              <w:instrText xml:space="preserve">" </w:instrText>
+            </w:r>
+            <w:r>
+              <w:rPr>
+                <w:rStyle w:val="a8"/>
+                <w:b/>
+                <w:bCs/>
+                <w:sz w:val="20"/>
+                <w:szCs w:val="20"/>
+                <w:lang w:val="en-US"/>
+              </w:rPr>
+              <w:fldChar w:fldCharType="separate"/>
+            </w:r>
+            <w:r>
+              <w:rPr>
+                <w:rStyle w:val="a8"/>
+                <w:b/>
+                <w:bCs/>
+                <w:sz w:val="20"/>
+                <w:szCs w:val="20"/>
+                <w:lang w:val="en-US"/>
+              </w:rPr>
+              <w:t>info</w:t>
+            </w:r>
+            <w:r>
+              <w:rPr>
+                <w:rStyle w:val="a8"/>
+                <w:b/>
+                <w:bCs/>
+                <w:sz w:val="20"/>
+                <w:szCs w:val="20"/>
+              </w:rPr>
+              <w:t>@</w:t>
+            </w:r>
+            <w:proofErr w:type="spellStart"/>
+            <w:r>
+              <w:rPr>
+                <w:rStyle w:val="a8"/>
+                <w:b/>
+                <w:bCs/>
+                <w:sz w:val="20"/>
+                <w:szCs w:val="20"/>
+              </w:rPr>
+              <w:t>uacrr</w:t>
+            </w:r>
+            <w:proofErr w:type="spellEnd"/>
+            <w:r>
+              <w:rPr>
+                <w:rStyle w:val="a8"/>
+                <w:b/>
+                <w:bCs/>
+                <w:sz w:val="20"/>
+                <w:szCs w:val="20"/>
+              </w:rPr>
+              <w:t>.</w:t>
+            </w:r>
+            <w:r>
+              <w:rPr>
+                <w:rStyle w:val="a8"/>
+                <w:b/>
+                <w:bCs/>
+                <w:sz w:val="20"/>
+                <w:szCs w:val="20"/>
+                <w:lang w:val="en-US"/>
+              </w:rPr>
+              <w:t>org</w:t>
+            </w:r>
+            <w:r>
+              <w:rPr>
+                <w:rStyle w:val="a8"/>
+                <w:b/>
+                <w:bCs/>
+                <w:sz w:val="20"/>
+                <w:szCs w:val="20"/>
+                <w:lang w:val="en-US"/>
+              </w:rPr>
+              <w:fldChar w:fldCharType="end"/>
+            </w:r>
             <w:r>
               <w:rPr>
                 <w:b/>
@@ -12172,7 +12220,7 @@
         </w:rPr>
         <w:t xml:space="preserve">_ р. в паперовому вигляді і електронному вигляді за адресами </w:t>
       </w:r>
-      <w:hyperlink r:id="rId10" w:history="1">
+      <w:hyperlink r:id="rId9" w:history="1">
         <w:r>
           <w:rPr>
             <w:rStyle w:val="a8"/>
@@ -12200,7 +12248,7 @@
         </w:rPr>
         <w:t xml:space="preserve"> </w:t>
       </w:r>
-      <w:hyperlink r:id="rId11" w:history="1">
+      <w:hyperlink r:id="rId10" w:history="1">
         <w:r>
           <w:rPr>
             <w:rStyle w:val="a8"/>
@@ -12239,7 +12287,7 @@
         </w:rPr>
         <w:t xml:space="preserve">, </w:t>
       </w:r>
-      <w:hyperlink r:id="rId12" w:history="1">
+      <w:hyperlink r:id="rId11" w:history="1">
         <w:r>
           <w:rPr>
             <w:rStyle w:val="a8"/>
@@ -12286,7 +12334,7 @@
         </w:rPr>
         <w:t xml:space="preserve"> </w:t>
       </w:r>
-      <w:hyperlink r:id="rId13" w:history="1">
+      <w:hyperlink r:id="rId12" w:history="1">
         <w:r>
           <w:rPr>
             <w:color w:val="000000"/>
@@ -14999,9 +15047,9 @@
           <w:szCs w:val="18"/>
         </w:rPr>
         <w:sectPr>
-          <w:headerReference w:type="default" r:id="rId14"/>
-          <w:footerReference w:type="even" r:id="rId15"/>
-          <w:footerReference w:type="default" r:id="rId16"/>
+          <w:headerReference w:type="default" r:id="rId13"/>
+          <w:footerReference w:type="even" r:id="rId14"/>
+          <w:footerReference w:type="default" r:id="rId15"/>
           <w:pgSz w:w="11907" w:h="16840" w:code="9"/>
           <w:pgMar w:top="284" w:right="283" w:bottom="28" w:left="540" w:header="284" w:footer="0" w:gutter="0"/>
           <w:cols w:space="720"/>
@@ -20470,10 +20518,10 @@
 <w:fonts xmlns:mc="http://schemas.openxmlformats.org/markup-compatibility/2006" xmlns:r="http://schemas.openxmlformats.org/officeDocument/2006/relationships" xmlns:w="http://schemas.openxmlformats.org/wordprocessingml/2006/main" xmlns:w14="http://schemas.microsoft.com/office/word/2010/wordml" xmlns:w15="http://schemas.microsoft.com/office/word/2012/wordml" xmlns:w16cid="http://schemas.microsoft.com/office/word/2016/wordml/cid" xmlns:w16se="http://schemas.microsoft.com/office/word/2015/wordml/symex" mc:Ignorable="w14 w15 w16se w16cid">
   <w:font w:name="Times New Roman">
     <w:panose1 w:val="02020603050405020304"/>
-    <w:charset w:val="CC"/>
+    <w:charset w:val="00"/>
     <w:family w:val="roman"/>
     <w:pitch w:val="variable"/>
-    <w:sig w:usb0="E0002EFF" w:usb1="C000785B" w:usb2="00000009" w:usb3="00000000" w:csb0="000001FF" w:csb1="00000000"/>
+    <w:sig w:usb0="E0002AFF" w:usb1="C0007843" w:usb2="00000009" w:usb3="00000000" w:csb0="000001FF" w:csb1="00000000"/>
   </w:font>
   <w:font w:name="MS Mincho">
     <w:altName w:val="ＭＳ 明朝"/>
@@ -20506,17 +20554,17 @@
   </w:font>
   <w:font w:name="Calibri">
     <w:panose1 w:val="020F0502020204030204"/>
-    <w:charset w:val="CC"/>
+    <w:charset w:val="00"/>
     <w:family w:val="swiss"/>
     <w:pitch w:val="variable"/>
-    <w:sig w:usb0="E0002AFF" w:usb1="C000247B" w:usb2="00000009" w:usb3="00000000" w:csb0="000001FF" w:csb1="00000000"/>
+    <w:sig w:usb0="E00002FF" w:usb1="4000ACFF" w:usb2="00000001" w:usb3="00000000" w:csb0="0000019F" w:csb1="00000000"/>
   </w:font>
   <w:font w:name="Arial">
     <w:panose1 w:val="020B0604020202020204"/>
-    <w:charset w:val="CC"/>
+    <w:charset w:val="00"/>
     <w:family w:val="swiss"/>
     <w:pitch w:val="variable"/>
-    <w:sig w:usb0="E0002EFF" w:usb1="C000785B" w:usb2="00000009" w:usb3="00000000" w:csb0="000001FF" w:csb1="00000000"/>
+    <w:sig w:usb0="E0002AFF" w:usb1="C0007843" w:usb2="00000009" w:usb3="00000000" w:csb0="000001FF" w:csb1="00000000"/>
   </w:font>
   <w:font w:name="Arial Narrow">
     <w:panose1 w:val="020B0606020202030204"/>
